--- a/pr-preview/pr-290/chapters/notation-tracked-changes.docx
+++ b/pr-preview/pr-290/chapters/notation-tracked-changes.docx
@@ -16,7 +16,7 @@
       </w:pPr>
       <w:del w:id="1" w:author="PR Preview" w:date="2026-01-01T00:00:00Z">
         <w:r>
-          <w:delText xml:space="preserve">Last modified: 2026-10-19 00:38:42 (PDT)</w:delText>
+          <w:delText xml:space="preserve">Last modified: 2026-10-19 00:51:56 (PDT)</w:delText>
         </w:r>
       </w:del>
     </w:p>
@@ -26,7 +26,7 @@
       </w:pPr>
       <w:ins w:id="2" w:author="PR Preview" w:date="2026-01-01T00:00:00Z">
         <w:r>
-          <w:t xml:space="preserve">Last modified: 2026-10-19 00:42:27 (PDT)</w:t>
+          <w:t xml:space="preserve">Last modified: 2026-10-19 00:51:40 (PDT)</w:t>
         </w:r>
       </w:ins>
     </w:p>
@@ -9193,59 +9193,181 @@
       <w:pPr>
         <w:pStyle w:val="BlockText"/>
       </w:pPr>
-      <w:r>
-        <w:t xml:space="preserve">❌ Fix an input</w:t>
-      </w:r>
-      <w:r>
-        <w:t xml:space="preserve"> </w:t>
-      </w:r>
-      <w:r>
-        <w:t xml:space="preserve">$\predvar$</w:t>
-      </w:r>
-      <w:r>
-        <w:t xml:space="preserve">, and let</w:t>
-      </w:r>
-      <w:r>
-        <w:t xml:space="preserve"> </w:t>
-      </w:r>
-      <w:r>
-        <w:t xml:space="preserve">$\Outvar = \truemeanfnf{\predvar} + \noise$</w:t>
-      </w:r>
-      <w:r>
-        <w:t xml:space="preserve">.</w:t>
-      </w:r>
+      <w:del w:id="3" w:author="PR Preview" w:date="2026-01-01T00:00:00Z">
+        <w:r>
+          <w:delText xml:space="preserve">❌ Fix an input</w:delText>
+        </w:r>
+      </w:del>
+      <w:del w:id="4" w:author="PR Preview" w:date="2026-01-01T00:00:00Z">
+        <w:r>
+          <w:delText xml:space="preserve"> </w:delText>
+        </w:r>
+      </w:del>
+      <w:del w:id="5" w:author="PR Preview" w:date="2026-01-01T00:00:00Z">
+        <w:r>
+          <w:delText xml:space="preserve">$\predvar$</w:delText>
+        </w:r>
+      </w:del>
+      <w:del w:id="6" w:author="PR Preview" w:date="2026-01-01T00:00:00Z">
+        <w:r>
+          <w:delText xml:space="preserve">, and let</w:delText>
+        </w:r>
+      </w:del>
+      <w:del w:id="7" w:author="PR Preview" w:date="2026-01-01T00:00:00Z">
+        <w:r>
+          <w:delText xml:space="preserve"> </w:delText>
+        </w:r>
+      </w:del>
+      <w:del w:id="8" w:author="PR Preview" w:date="2026-01-01T00:00:00Z">
+        <w:r>
+          <w:delText xml:space="preserve">$\Outvar = \truemeanfnf{\predvar} + \noise$</w:delText>
+        </w:r>
+      </w:del>
+      <w:del w:id="9" w:author="PR Preview" w:date="2026-01-01T00:00:00Z">
+        <w:r>
+          <w:delText xml:space="preserve">.</w:delText>
+        </w:r>
+      </w:del>
     </w:p>
     <w:p>
       <w:pPr>
         <w:pStyle w:val="BlockText"/>
       </w:pPr>
-      <w:r>
-        <w:t xml:space="preserve">✅ Choose an input value</w:t>
-      </w:r>
-      <w:r>
-        <w:t xml:space="preserve"> </w:t>
-      </w:r>
-      <w:r>
-        <w:t xml:space="preserve">$\predvar$</w:t>
-      </w:r>
-      <w:r>
-        <w:t xml:space="preserve">,</w:t>
-      </w:r>
-      <w:r>
-        <w:t xml:space="preserve"> </w:t>
-      </w:r>
-      <w:r>
-        <w:t xml:space="preserve">and let the output variable</w:t>
-      </w:r>
-      <w:r>
-        <w:t xml:space="preserve"> </w:t>
-      </w:r>
-      <w:r>
-        <w:t xml:space="preserve">$\Outvar = \truemeanfnf{\predvar} + \noise$</w:t>
-      </w:r>
-      <w:r>
-        <w:t xml:space="preserve">.</w:t>
-      </w:r>
+      <w:del w:id="10" w:author="PR Preview" w:date="2026-01-01T00:00:00Z">
+        <w:r>
+          <w:delText xml:space="preserve">✅ Choose an input value</w:delText>
+        </w:r>
+      </w:del>
+      <w:del w:id="11" w:author="PR Preview" w:date="2026-01-01T00:00:00Z">
+        <w:r>
+          <w:delText xml:space="preserve"> </w:delText>
+        </w:r>
+      </w:del>
+      <w:del w:id="12" w:author="PR Preview" w:date="2026-01-01T00:00:00Z">
+        <w:r>
+          <w:delText xml:space="preserve">$\predvar$</w:delText>
+        </w:r>
+      </w:del>
+      <w:del w:id="13" w:author="PR Preview" w:date="2026-01-01T00:00:00Z">
+        <w:r>
+          <w:delText xml:space="preserve">,</w:delText>
+        </w:r>
+      </w:del>
+      <w:del w:id="14" w:author="PR Preview" w:date="2026-01-01T00:00:00Z">
+        <w:r>
+          <w:delText xml:space="preserve"> </w:delText>
+        </w:r>
+      </w:del>
+      <w:del w:id="15" w:author="PR Preview" w:date="2026-01-01T00:00:00Z">
+        <w:r>
+          <w:delText xml:space="preserve">and let the output variable</w:delText>
+        </w:r>
+      </w:del>
+      <w:del w:id="16" w:author="PR Preview" w:date="2026-01-01T00:00:00Z">
+        <w:r>
+          <w:delText xml:space="preserve"> </w:delText>
+        </w:r>
+      </w:del>
+      <w:del w:id="17" w:author="PR Preview" w:date="2026-01-01T00:00:00Z">
+        <w:r>
+          <w:delText xml:space="preserve">$\Outvar = \truemeanfnf{\predvar} + \noise$</w:delText>
+        </w:r>
+      </w:del>
+      <w:del w:id="18" w:author="PR Preview" w:date="2026-01-01T00:00:00Z">
+        <w:r>
+          <w:delText xml:space="preserve">.</w:delText>
+        </w:r>
+      </w:del>
+    </w:p>
+    <w:p>
+      <w:pPr>
+        <w:pStyle w:val="BlockText"/>
+      </w:pPr>
+      <w:ins w:id="19" w:author="PR Preview" w:date="2026-01-01T00:00:00Z">
+        <w:r>
+          <w:t xml:space="preserve">❌ Fix an input</w:t>
+        </w:r>
+      </w:ins>
+      <w:ins w:id="20" w:author="PR Preview" w:date="2026-01-01T00:00:00Z">
+        <w:r>
+          <w:t xml:space="preserve"> </w:t>
+        </w:r>
+      </w:ins>
+      <w:ins w:id="21" w:author="PR Preview" w:date="2026-01-01T00:00:00Z">
+        <w:r>
+          <w:t xml:space="preserve">$\predvar$</w:t>
+        </w:r>
+      </w:ins>
+      <w:ins w:id="22" w:author="PR Preview" w:date="2026-01-01T00:00:00Z">
+        <w:r>
+          <w:t xml:space="preserve">, and let</w:t>
+        </w:r>
+      </w:ins>
+      <w:ins w:id="23" w:author="PR Preview" w:date="2026-01-01T00:00:00Z">
+        <w:r>
+          <w:t xml:space="preserve"> </w:t>
+        </w:r>
+      </w:ins>
+      <w:ins w:id="24" w:author="PR Preview" w:date="2026-01-01T00:00:00Z">
+        <w:r>
+          <w:t xml:space="preserve">$\Outvar = \truemeanf{\predvar} + \noise$</w:t>
+        </w:r>
+      </w:ins>
+      <w:ins w:id="25" w:author="PR Preview" w:date="2026-01-01T00:00:00Z">
+        <w:r>
+          <w:t xml:space="preserve">.</w:t>
+        </w:r>
+      </w:ins>
+    </w:p>
+    <w:p>
+      <w:pPr>
+        <w:pStyle w:val="BlockText"/>
+      </w:pPr>
+      <w:ins w:id="26" w:author="PR Preview" w:date="2026-01-01T00:00:00Z">
+        <w:r>
+          <w:t xml:space="preserve">✅ Choose an input value</w:t>
+        </w:r>
+      </w:ins>
+      <w:ins w:id="27" w:author="PR Preview" w:date="2026-01-01T00:00:00Z">
+        <w:r>
+          <w:t xml:space="preserve"> </w:t>
+        </w:r>
+      </w:ins>
+      <w:ins w:id="28" w:author="PR Preview" w:date="2026-01-01T00:00:00Z">
+        <w:r>
+          <w:t xml:space="preserve">$\predvar$</w:t>
+        </w:r>
+      </w:ins>
+      <w:ins w:id="29" w:author="PR Preview" w:date="2026-01-01T00:00:00Z">
+        <w:r>
+          <w:t xml:space="preserve">,</w:t>
+        </w:r>
+      </w:ins>
+      <w:ins w:id="30" w:author="PR Preview" w:date="2026-01-01T00:00:00Z">
+        <w:r>
+          <w:t xml:space="preserve"> </w:t>
+        </w:r>
+      </w:ins>
+      <w:ins w:id="31" w:author="PR Preview" w:date="2026-01-01T00:00:00Z">
+        <w:r>
+          <w:t xml:space="preserve">and let the output variable</w:t>
+        </w:r>
+      </w:ins>
+      <w:ins w:id="32" w:author="PR Preview" w:date="2026-01-01T00:00:00Z">
+        <w:r>
+          <w:t xml:space="preserve"> </w:t>
+        </w:r>
+      </w:ins>
+      <w:ins w:id="33" w:author="PR Preview" w:date="2026-01-01T00:00:00Z">
+        <w:r>
+          <w:t xml:space="preserve">$\Outvar = \truemeanf{\predvar} + \noise$</w:t>
+        </w:r>
+      </w:ins>
+      <w:ins w:id="34" w:author="PR Preview" w:date="2026-01-01T00:00:00Z">
+        <w:r>
+          <w:t xml:space="preserve">.</w:t>
+        </w:r>
+      </w:ins>
     </w:p>
     <w:p>
       <w:pPr>
@@ -14600,72 +14722,72 @@
       <w:pPr>
         <w:pStyle w:val="FirstParagraph"/>
       </w:pPr>
-      <w:ins w:id="3" w:author="PR Preview" w:date="2026-01-01T00:00:00Z">
+      <w:ins w:id="35" w:author="PR Preview" w:date="2026-01-01T00:00:00Z">
         <w:r>
           <w:t xml:space="preserve">A condition that can fail is an assumption.</w:t>
         </w:r>
       </w:ins>
-      <w:ins w:id="4" w:author="PR Preview" w:date="2026-01-01T00:00:00Z">
+      <w:ins w:id="36" w:author="PR Preview" w:date="2026-01-01T00:00:00Z">
         <w:r>
           <w:t xml:space="preserve"> </w:t>
         </w:r>
       </w:ins>
-      <w:ins w:id="5" w:author="PR Preview" w:date="2026-01-01T00:00:00Z">
+      <w:ins w:id="37" w:author="PR Preview" w:date="2026-01-01T00:00:00Z">
         <w:r>
           <w:t xml:space="preserve">A parametrization is not:</w:t>
         </w:r>
       </w:ins>
-      <w:ins w:id="6" w:author="PR Preview" w:date="2026-01-01T00:00:00Z">
+      <w:ins w:id="38" w:author="PR Preview" w:date="2026-01-01T00:00:00Z">
         <w:r>
           <w:t xml:space="preserve"> </w:t>
         </w:r>
       </w:ins>
-      <w:ins w:id="7" w:author="PR Preview" w:date="2026-01-01T00:00:00Z">
+      <w:ins w:id="39" w:author="PR Preview" w:date="2026-01-01T00:00:00Z">
         <w:r>
           <w:t xml:space="preserve">it writes a quantity in terms of named parameters or pieces,</w:t>
         </w:r>
       </w:ins>
-      <w:ins w:id="8" w:author="PR Preview" w:date="2026-01-01T00:00:00Z">
+      <w:ins w:id="40" w:author="PR Preview" w:date="2026-01-01T00:00:00Z">
         <w:r>
           <w:t xml:space="preserve"> </w:t>
         </w:r>
       </w:ins>
-      <w:ins w:id="9" w:author="PR Preview" w:date="2026-01-01T00:00:00Z">
+      <w:ins w:id="41" w:author="PR Preview" w:date="2026-01-01T00:00:00Z">
         <w:r>
           <w:t xml:space="preserve">so it holds by definition and goes under</w:t>
         </w:r>
       </w:ins>
-      <w:ins w:id="10" w:author="PR Preview" w:date="2026-01-01T00:00:00Z">
+      <w:ins w:id="42" w:author="PR Preview" w:date="2026-01-01T00:00:00Z">
         <w:r>
           <w:t xml:space="preserve"> </w:t>
         </w:r>
       </w:ins>
-      <w:ins w:id="11" w:author="PR Preview" w:date="2026-01-01T00:00:00Z">
+      <w:ins w:id="43" w:author="PR Preview" w:date="2026-01-01T00:00:00Z">
         <w:r>
           <w:t xml:space="preserve">“Let:”</w:t>
         </w:r>
       </w:ins>
-      <w:ins w:id="12" w:author="PR Preview" w:date="2026-01-01T00:00:00Z">
+      <w:ins w:id="44" w:author="PR Preview" w:date="2026-01-01T00:00:00Z">
         <w:r>
           <w:t xml:space="preserve">.</w:t>
         </w:r>
       </w:ins>
-      <w:ins w:id="13" w:author="PR Preview" w:date="2026-01-01T00:00:00Z">
+      <w:ins w:id="45" w:author="PR Preview" w:date="2026-01-01T00:00:00Z">
         <w:r>
           <w:t xml:space="preserve"> </w:t>
         </w:r>
       </w:ins>
-      <w:ins w:id="14" w:author="PR Preview" w:date="2026-01-01T00:00:00Z">
+      <w:ins w:id="46" w:author="PR Preview" w:date="2026-01-01T00:00:00Z">
         <w:r>
           <w:t xml:space="preserve">Do not label a parametrization as an assumption,</w:t>
         </w:r>
       </w:ins>
-      <w:ins w:id="15" w:author="PR Preview" w:date="2026-01-01T00:00:00Z">
+      <w:ins w:id="47" w:author="PR Preview" w:date="2026-01-01T00:00:00Z">
         <w:r>
           <w:t xml:space="preserve"> </w:t>
         </w:r>
       </w:ins>
-      <w:ins w:id="16" w:author="PR Preview" w:date="2026-01-01T00:00:00Z">
+      <w:ins w:id="48" w:author="PR Preview" w:date="2026-01-01T00:00:00Z">
         <w:r>
           <w:t xml:space="preserve">because that tells the reader a condition is being imposed when none is.</w:t>
         </w:r>
@@ -15824,229 +15946,13 @@
       <w:pPr>
         <w:pStyle w:val="BodyText"/>
       </w:pPr>
-      <w:ins w:id="17" w:author="PR Preview" w:date="2026-01-01T00:00:00Z">
+      <w:ins w:id="49" w:author="PR Preview" w:date="2026-01-01T00:00:00Z">
         <w:r>
           <w:rPr>
             <w:b/>
             <w:bCs/>
           </w:rPr>
           <w:t xml:space="preserve">Example 28 (Defining the noise is a parametrization, not an assumption)</w:t>
-        </w:r>
-      </w:ins>
-      <w:ins w:id="18" w:author="PR Preview" w:date="2026-01-01T00:00:00Z">
-        <w:r>
-          <w:t xml:space="preserve"> </w:t>
-        </w:r>
-      </w:ins>
-      <w:ins w:id="19" w:author="PR Preview" w:date="2026-01-01T00:00:00Z">
-        <w:r>
-          <w:t xml:space="preserve"> </w:t>
-        </w:r>
-      </w:ins>
-    </w:p>
-    <w:p>
-      <w:pPr>
-        <w:pStyle w:val="BlockText"/>
-      </w:pPr>
-      <w:ins w:id="20" w:author="PR Preview" w:date="2026-01-01T00:00:00Z">
-        <w:r>
-          <w:t xml:space="preserve">❌ Assume:</w:t>
-        </w:r>
-      </w:ins>
-    </w:p>
-    <w:p>
-      <w:pPr>
-        <w:pStyle w:val="Compact"/>
-        <w:numPr>
-          <w:ilvl w:val="0"/>
-          <w:numId w:val="1017"/>
-        </w:numPr>
-      </w:pPr>
-      <w:ins w:id="21" w:author="PR Preview" w:date="2026-01-01T00:00:00Z">
-        <w:r>
-          <w:t xml:space="preserve">the outcome variable is</w:t>
-        </w:r>
-      </w:ins>
-      <w:ins w:id="22" w:author="PR Preview" w:date="2026-01-01T00:00:00Z">
-        <w:r>
-          <w:t xml:space="preserve"> </w:t>
-        </w:r>
-      </w:ins>
-      <w:ins w:id="23" w:author="PR Preview" w:date="2026-01-01T00:00:00Z">
-        <w:r>
-          <w:t xml:space="preserve">$\Outvar = \truemeanfnf{\predvar} + \noise$</w:t>
-        </w:r>
-      </w:ins>
-      <w:ins w:id="24" w:author="PR Preview" w:date="2026-01-01T00:00:00Z">
-        <w:r>
-          <w:t xml:space="preserve">, and</w:t>
-        </w:r>
-      </w:ins>
-    </w:p>
-    <w:p>
-      <w:pPr>
-        <w:pStyle w:val="Compact"/>
-        <w:numPr>
-          <w:ilvl w:val="0"/>
-          <w:numId w:val="1017"/>
-        </w:numPr>
-      </w:pPr>
-      <w:ins w:id="25" w:author="PR Preview" w:date="2026-01-01T00:00:00Z">
-        <w:r>
-          <w:t xml:space="preserve">the noise variable</w:t>
-        </w:r>
-      </w:ins>
-      <w:ins w:id="26" w:author="PR Preview" w:date="2026-01-01T00:00:00Z">
-        <w:r>
-          <w:t xml:space="preserve"> </w:t>
-        </w:r>
-      </w:ins>
-      <w:ins w:id="27" w:author="PR Preview" w:date="2026-01-01T00:00:00Z">
-        <w:r>
-          <w:t xml:space="preserve">$\noise$</w:t>
-        </w:r>
-      </w:ins>
-      <w:ins w:id="28" w:author="PR Preview" w:date="2026-01-01T00:00:00Z">
-        <w:r>
-          <w:t xml:space="preserve"> </w:t>
-        </w:r>
-      </w:ins>
-      <w:ins w:id="29" w:author="PR Preview" w:date="2026-01-01T00:00:00Z">
-        <w:r>
-          <w:t xml:space="preserve">has population mean</w:t>
-        </w:r>
-      </w:ins>
-      <w:ins w:id="30" w:author="PR Preview" w:date="2026-01-01T00:00:00Z">
-        <w:r>
-          <w:t xml:space="preserve"> </w:t>
-        </w:r>
-      </w:ins>
-      <m:oMath>
-        <m:r>
-          <m:t>0</m:t>
-        </m:r>
-      </m:oMath>
-      <w:ins w:id="31" w:author="PR Preview" w:date="2026-01-01T00:00:00Z">
-        <w:r>
-          <w:t xml:space="preserve">.</w:t>
-        </w:r>
-      </w:ins>
-    </w:p>
-    <w:p>
-      <w:pPr>
-        <w:pStyle w:val="BlockText"/>
-      </w:pPr>
-      <w:ins w:id="32" w:author="PR Preview" w:date="2026-01-01T00:00:00Z">
-        <w:r>
-          <w:t xml:space="preserve">✅ Let:</w:t>
-        </w:r>
-      </w:ins>
-    </w:p>
-    <w:p>
-      <w:pPr>
-        <w:pStyle w:val="Compact"/>
-        <w:numPr>
-          <w:ilvl w:val="0"/>
-          <w:numId w:val="1018"/>
-        </w:numPr>
-      </w:pPr>
-      <w:ins w:id="33" w:author="PR Preview" w:date="2026-01-01T00:00:00Z">
-        <w:r>
-          <w:t xml:space="preserve">$\truemeanfnf{\predvar}$</w:t>
-        </w:r>
-      </w:ins>
-      <w:ins w:id="34" w:author="PR Preview" w:date="2026-01-01T00:00:00Z">
-        <w:r>
-          <w:t xml:space="preserve"> </w:t>
-        </w:r>
-      </w:ins>
-      <w:ins w:id="35" w:author="PR Preview" w:date="2026-01-01T00:00:00Z">
-        <w:r>
-          <w:t xml:space="preserve">be the population mean of the outcome variable</w:t>
-        </w:r>
-      </w:ins>
-      <w:ins w:id="36" w:author="PR Preview" w:date="2026-01-01T00:00:00Z">
-        <w:r>
-          <w:t xml:space="preserve"> </w:t>
-        </w:r>
-      </w:ins>
-      <w:ins w:id="37" w:author="PR Preview" w:date="2026-01-01T00:00:00Z">
-        <w:r>
-          <w:t xml:space="preserve">$\Outvar$</w:t>
-        </w:r>
-      </w:ins>
-      <w:ins w:id="38" w:author="PR Preview" w:date="2026-01-01T00:00:00Z">
-        <w:r>
-          <w:t xml:space="preserve"> </w:t>
-        </w:r>
-      </w:ins>
-      <w:ins w:id="39" w:author="PR Preview" w:date="2026-01-01T00:00:00Z">
-        <w:r>
-          <w:t xml:space="preserve">given the input value</w:t>
-        </w:r>
-      </w:ins>
-      <w:ins w:id="40" w:author="PR Preview" w:date="2026-01-01T00:00:00Z">
-        <w:r>
-          <w:t xml:space="preserve"> </w:t>
-        </w:r>
-      </w:ins>
-      <w:ins w:id="41" w:author="PR Preview" w:date="2026-01-01T00:00:00Z">
-        <w:r>
-          <w:t xml:space="preserve">$\predvar$</w:t>
-        </w:r>
-      </w:ins>
-      <w:ins w:id="42" w:author="PR Preview" w:date="2026-01-01T00:00:00Z">
-        <w:r>
-          <w:t xml:space="preserve">, and</w:t>
-        </w:r>
-      </w:ins>
-    </w:p>
-    <w:p>
-      <w:pPr>
-        <w:pStyle w:val="Compact"/>
-        <w:numPr>
-          <w:ilvl w:val="0"/>
-          <w:numId w:val="1018"/>
-        </w:numPr>
-      </w:pPr>
-      <w:ins w:id="43" w:author="PR Preview" w:date="2026-01-01T00:00:00Z">
-        <w:r>
-          <w:t xml:space="preserve">$\noise = \Outvar - \truemeanfnf{\predvar}$</w:t>
-        </w:r>
-      </w:ins>
-      <w:ins w:id="44" w:author="PR Preview" w:date="2026-01-01T00:00:00Z">
-        <w:r>
-          <w:t xml:space="preserve"> </w:t>
-        </w:r>
-      </w:ins>
-      <w:ins w:id="45" w:author="PR Preview" w:date="2026-01-01T00:00:00Z">
-        <w:r>
-          <w:t xml:space="preserve">be the noise variable.</w:t>
-        </w:r>
-      </w:ins>
-    </w:p>
-    <w:p>
-      <w:pPr>
-        <w:pStyle w:val="BlockText"/>
-      </w:pPr>
-      <w:ins w:id="46" w:author="PR Preview" w:date="2026-01-01T00:00:00Z">
-        <w:r>
-          <w:t xml:space="preserve">Then</w:t>
-        </w:r>
-      </w:ins>
-      <w:ins w:id="47" w:author="PR Preview" w:date="2026-01-01T00:00:00Z">
-        <w:r>
-          <w:t xml:space="preserve"> </w:t>
-        </w:r>
-      </w:ins>
-      <w:ins w:id="48" w:author="PR Preview" w:date="2026-01-01T00:00:00Z">
-        <w:r>
-          <w:t xml:space="preserve">$\Outvar = \truemeanfnf{\predvar} + \noise$</w:t>
-        </w:r>
-      </w:ins>
-      <w:ins w:id="49" w:author="PR Preview" w:date="2026-01-01T00:00:00Z">
-        <w:r>
-          <w:t xml:space="preserve">,</w:t>
         </w:r>
       </w:ins>
       <w:ins w:id="50" w:author="PR Preview" w:date="2026-01-01T00:00:00Z">
@@ -16056,17 +15962,31 @@
       </w:ins>
       <w:ins w:id="51" w:author="PR Preview" w:date="2026-01-01T00:00:00Z">
         <w:r>
-          <w:t xml:space="preserve">and the population mean of</w:t>
+          <w:t xml:space="preserve"> </w:t>
         </w:r>
       </w:ins>
+    </w:p>
+    <w:p>
+      <w:pPr>
+        <w:pStyle w:val="BlockText"/>
+      </w:pPr>
       <w:ins w:id="52" w:author="PR Preview" w:date="2026-01-01T00:00:00Z">
         <w:r>
-          <w:t xml:space="preserve"> </w:t>
+          <w:t xml:space="preserve">❌ Assume:</w:t>
         </w:r>
       </w:ins>
+    </w:p>
+    <w:p>
+      <w:pPr>
+        <w:pStyle w:val="Compact"/>
+        <w:numPr>
+          <w:ilvl w:val="0"/>
+          <w:numId w:val="1017"/>
+        </w:numPr>
+      </w:pPr>
       <w:ins w:id="53" w:author="PR Preview" w:date="2026-01-01T00:00:00Z">
         <w:r>
-          <w:t xml:space="preserve">$\noise$</w:t>
+          <w:t xml:space="preserve">the outcome variable is</w:t>
         </w:r>
       </w:ins>
       <w:ins w:id="54" w:author="PR Preview" w:date="2026-01-01T00:00:00Z">
@@ -16076,17 +15996,26 @@
       </w:ins>
       <w:ins w:id="55" w:author="PR Preview" w:date="2026-01-01T00:00:00Z">
         <w:r>
-          <w:t xml:space="preserve">given</w:t>
+          <w:t xml:space="preserve">$\Outvar = \truemeanf{\predvar} + \noise$</w:t>
         </w:r>
       </w:ins>
       <w:ins w:id="56" w:author="PR Preview" w:date="2026-01-01T00:00:00Z">
         <w:r>
-          <w:t xml:space="preserve"> </w:t>
+          <w:t xml:space="preserve">, and</w:t>
         </w:r>
       </w:ins>
+    </w:p>
+    <w:p>
+      <w:pPr>
+        <w:pStyle w:val="Compact"/>
+        <w:numPr>
+          <w:ilvl w:val="0"/>
+          <w:numId w:val="1017"/>
+        </w:numPr>
+      </w:pPr>
       <w:ins w:id="57" w:author="PR Preview" w:date="2026-01-01T00:00:00Z">
         <w:r>
-          <w:t xml:space="preserve">$\predvar$</w:t>
+          <w:t xml:space="preserve">the noise variable</w:t>
         </w:r>
       </w:ins>
       <w:ins w:id="58" w:author="PR Preview" w:date="2026-01-01T00:00:00Z">
@@ -16096,7 +16025,7 @@
       </w:ins>
       <w:ins w:id="59" w:author="PR Preview" w:date="2026-01-01T00:00:00Z">
         <w:r>
-          <w:t xml:space="preserve">is</w:t>
+          <w:t xml:space="preserve">$\noise$</w:t>
         </w:r>
       </w:ins>
       <w:ins w:id="60" w:author="PR Preview" w:date="2026-01-01T00:00:00Z">
@@ -16104,12 +16033,22 @@
           <w:t xml:space="preserve"> </w:t>
         </w:r>
       </w:ins>
+      <w:ins w:id="61" w:author="PR Preview" w:date="2026-01-01T00:00:00Z">
+        <w:r>
+          <w:t xml:space="preserve">has population mean</w:t>
+        </w:r>
+      </w:ins>
+      <w:ins w:id="62" w:author="PR Preview" w:date="2026-01-01T00:00:00Z">
+        <w:r>
+          <w:t xml:space="preserve"> </w:t>
+        </w:r>
+      </w:ins>
       <m:oMath>
         <m:r>
           <m:t>0</m:t>
         </m:r>
       </m:oMath>
-      <w:ins w:id="61" w:author="PR Preview" w:date="2026-01-01T00:00:00Z">
+      <w:ins w:id="63" w:author="PR Preview" w:date="2026-01-01T00:00:00Z">
         <w:r>
           <w:t xml:space="preserve">.</w:t>
         </w:r>
@@ -16117,91 +16056,104 @@
     </w:p>
     <w:p>
       <w:pPr>
-        <w:pStyle w:val="FirstParagraph"/>
-      </w:pPr>
-      <w:ins w:id="62" w:author="PR Preview" w:date="2026-01-01T00:00:00Z">
+        <w:pStyle w:val="BlockText"/>
+      </w:pPr>
+      <w:ins w:id="64" w:author="PR Preview" w:date="2026-01-01T00:00:00Z">
         <w:r>
-          <w:t xml:space="preserve">In the ❌ version, the reader is told that the decomposition and the zero mean are conditions on the data.</w:t>
+          <w:t xml:space="preserve">✅ Let:</w:t>
         </w:r>
       </w:ins>
-      <w:ins w:id="63" w:author="PR Preview" w:date="2026-01-01T00:00:00Z">
+    </w:p>
+    <w:p>
+      <w:pPr>
+        <w:pStyle w:val="Compact"/>
+        <w:numPr>
+          <w:ilvl w:val="0"/>
+          <w:numId w:val="1018"/>
+        </w:numPr>
+      </w:pPr>
+      <w:ins w:id="65" w:author="PR Preview" w:date="2026-01-01T00:00:00Z">
+        <w:r>
+          <w:t xml:space="preserve">$\truemeanf{\predvar}$</w:t>
+        </w:r>
+      </w:ins>
+      <w:ins w:id="66" w:author="PR Preview" w:date="2026-01-01T00:00:00Z">
         <w:r>
           <w:t xml:space="preserve"> </w:t>
         </w:r>
       </w:ins>
-      <w:ins w:id="64" w:author="PR Preview" w:date="2026-01-01T00:00:00Z">
+      <w:ins w:id="67" w:author="PR Preview" w:date="2026-01-01T00:00:00Z">
         <w:r>
-          <w:t xml:space="preserve">They are not.</w:t>
+          <w:t xml:space="preserve">be the population mean of the outcome variable</w:t>
         </w:r>
       </w:ins>
-      <w:ins w:id="65" w:author="PR Preview" w:date="2026-01-01T00:00:00Z">
+      <w:ins w:id="68" w:author="PR Preview" w:date="2026-01-01T00:00:00Z">
         <w:r>
           <w:t xml:space="preserve"> </w:t>
         </w:r>
       </w:ins>
-      <w:ins w:id="66" w:author="PR Preview" w:date="2026-01-01T00:00:00Z">
+      <w:ins w:id="69" w:author="PR Preview" w:date="2026-01-01T00:00:00Z">
         <w:r>
-          <w:t xml:space="preserve">Defining</w:t>
+          <w:t xml:space="preserve">$\Outvar$</w:t>
         </w:r>
       </w:ins>
-      <w:ins w:id="67" w:author="PR Preview" w:date="2026-01-01T00:00:00Z">
+      <w:ins w:id="70" w:author="PR Preview" w:date="2026-01-01T00:00:00Z">
         <w:r>
           <w:t xml:space="preserve"> </w:t>
         </w:r>
       </w:ins>
-      <w:ins w:id="68" w:author="PR Preview" w:date="2026-01-01T00:00:00Z">
+      <w:ins w:id="71" w:author="PR Preview" w:date="2026-01-01T00:00:00Z">
         <w:r>
-          <w:t xml:space="preserve">$\noise = \Outvar - \truemeanfnf{\predvar}$</w:t>
+          <w:t xml:space="preserve">given the input value</w:t>
         </w:r>
       </w:ins>
-      <w:ins w:id="69" w:author="PR Preview" w:date="2026-01-01T00:00:00Z">
+      <w:ins w:id="72" w:author="PR Preview" w:date="2026-01-01T00:00:00Z">
         <w:r>
           <w:t xml:space="preserve"> </w:t>
         </w:r>
       </w:ins>
-      <w:ins w:id="70" w:author="PR Preview" w:date="2026-01-01T00:00:00Z">
+      <w:ins w:id="73" w:author="PR Preview" w:date="2026-01-01T00:00:00Z">
         <w:r>
-          <w:t xml:space="preserve">makes both statements true</w:t>
+          <w:t xml:space="preserve">$\predvar$</w:t>
         </w:r>
       </w:ins>
-      <w:ins w:id="71" w:author="PR Preview" w:date="2026-01-01T00:00:00Z">
+      <w:ins w:id="74" w:author="PR Preview" w:date="2026-01-01T00:00:00Z">
+        <w:r>
+          <w:t xml:space="preserve">, and</w:t>
+        </w:r>
+      </w:ins>
+    </w:p>
+    <w:p>
+      <w:pPr>
+        <w:pStyle w:val="Compact"/>
+        <w:numPr>
+          <w:ilvl w:val="0"/>
+          <w:numId w:val="1018"/>
+        </w:numPr>
+      </w:pPr>
+      <w:ins w:id="75" w:author="PR Preview" w:date="2026-01-01T00:00:00Z">
+        <w:r>
+          <w:t xml:space="preserve">$\noise = \Outvar - \truemeanf{\predvar}$</w:t>
+        </w:r>
+      </w:ins>
+      <w:ins w:id="76" w:author="PR Preview" w:date="2026-01-01T00:00:00Z">
         <w:r>
           <w:t xml:space="preserve"> </w:t>
         </w:r>
       </w:ins>
-      <w:ins w:id="72" w:author="PR Preview" w:date="2026-01-01T00:00:00Z">
+      <w:ins w:id="77" w:author="PR Preview" w:date="2026-01-01T00:00:00Z">
         <w:r>
-          <w:t xml:space="preserve">for every distribution of</w:t>
+          <w:t xml:space="preserve">be the noise variable.</w:t>
         </w:r>
       </w:ins>
-      <w:ins w:id="73" w:author="PR Preview" w:date="2026-01-01T00:00:00Z">
-        <w:r>
-          <w:t xml:space="preserve"> </w:t>
-        </w:r>
-      </w:ins>
-      <w:ins w:id="74" w:author="PR Preview" w:date="2026-01-01T00:00:00Z">
-        <w:r>
-          <w:t xml:space="preserve">$\Outvar$</w:t>
-        </w:r>
-      </w:ins>
-      <w:ins w:id="75" w:author="PR Preview" w:date="2026-01-01T00:00:00Z">
-        <w:r>
-          <w:t xml:space="preserve"> </w:t>
-        </w:r>
-      </w:ins>
-      <w:ins w:id="76" w:author="PR Preview" w:date="2026-01-01T00:00:00Z">
-        <w:r>
-          <w:t xml:space="preserve">that has a finite population mean.</w:t>
-        </w:r>
-      </w:ins>
-      <w:ins w:id="77" w:author="PR Preview" w:date="2026-01-01T00:00:00Z">
-        <w:r>
-          <w:t xml:space="preserve"> </w:t>
-        </w:r>
-      </w:ins>
+    </w:p>
+    <w:p>
+      <w:pPr>
+        <w:pStyle w:val="BlockText"/>
+      </w:pPr>
       <w:ins w:id="78" w:author="PR Preview" w:date="2026-01-01T00:00:00Z">
         <w:r>
-          <w:t xml:space="preserve">The ✅ version puts the definitions under</w:t>
+          <w:t xml:space="preserve">Then</w:t>
         </w:r>
       </w:ins>
       <w:ins w:id="79" w:author="PR Preview" w:date="2026-01-01T00:00:00Z">
@@ -16211,50 +16163,220 @@
       </w:ins>
       <w:ins w:id="80" w:author="PR Preview" w:date="2026-01-01T00:00:00Z">
         <w:r>
-          <w:t xml:space="preserve">“Let:”</w:t>
+          <w:t xml:space="preserve">$\Outvar = \truemeanf{\predvar} + \noise$</w:t>
         </w:r>
       </w:ins>
       <w:ins w:id="81" w:author="PR Preview" w:date="2026-01-01T00:00:00Z">
         <w:r>
-          <w:t xml:space="preserve"> </w:t>
+          <w:t xml:space="preserve">,</w:t>
         </w:r>
       </w:ins>
       <w:ins w:id="82" w:author="PR Preview" w:date="2026-01-01T00:00:00Z">
         <w:r>
-          <w:t xml:space="preserve">and derives the zero mean.</w:t>
+          <w:t xml:space="preserve"> </w:t>
         </w:r>
       </w:ins>
       <w:ins w:id="83" w:author="PR Preview" w:date="2026-01-01T00:00:00Z">
         <w:r>
-          <w:t xml:space="preserve"> </w:t>
+          <w:t xml:space="preserve">and the population mean of</w:t>
         </w:r>
       </w:ins>
       <w:ins w:id="84" w:author="PR Preview" w:date="2026-01-01T00:00:00Z">
         <w:r>
-          <w:t xml:space="preserve">A real assumption, such as the noise variable being independent of the input value,</w:t>
+          <w:t xml:space="preserve"> </w:t>
         </w:r>
       </w:ins>
       <w:ins w:id="85" w:author="PR Preview" w:date="2026-01-01T00:00:00Z">
         <w:r>
-          <w:t xml:space="preserve"> </w:t>
+          <w:t xml:space="preserve">$\noise$</w:t>
         </w:r>
       </w:ins>
       <w:ins w:id="86" w:author="PR Preview" w:date="2026-01-01T00:00:00Z">
         <w:r>
-          <w:t xml:space="preserve">can fail, so it belongs under</w:t>
+          <w:t xml:space="preserve"> </w:t>
         </w:r>
       </w:ins>
       <w:ins w:id="87" w:author="PR Preview" w:date="2026-01-01T00:00:00Z">
         <w:r>
-          <w:t xml:space="preserve"> </w:t>
+          <w:t xml:space="preserve">given</w:t>
         </w:r>
       </w:ins>
       <w:ins w:id="88" w:author="PR Preview" w:date="2026-01-01T00:00:00Z">
         <w:r>
+          <w:t xml:space="preserve"> </w:t>
+        </w:r>
+      </w:ins>
+      <w:ins w:id="89" w:author="PR Preview" w:date="2026-01-01T00:00:00Z">
+        <w:r>
+          <w:t xml:space="preserve">$\predvar$</w:t>
+        </w:r>
+      </w:ins>
+      <w:ins w:id="90" w:author="PR Preview" w:date="2026-01-01T00:00:00Z">
+        <w:r>
+          <w:t xml:space="preserve"> </w:t>
+        </w:r>
+      </w:ins>
+      <w:ins w:id="91" w:author="PR Preview" w:date="2026-01-01T00:00:00Z">
+        <w:r>
+          <w:t xml:space="preserve">is</w:t>
+        </w:r>
+      </w:ins>
+      <w:ins w:id="92" w:author="PR Preview" w:date="2026-01-01T00:00:00Z">
+        <w:r>
+          <w:t xml:space="preserve"> </w:t>
+        </w:r>
+      </w:ins>
+      <m:oMath>
+        <m:r>
+          <m:t>0</m:t>
+        </m:r>
+      </m:oMath>
+      <w:ins w:id="93" w:author="PR Preview" w:date="2026-01-01T00:00:00Z">
+        <w:r>
+          <w:t xml:space="preserve">.</w:t>
+        </w:r>
+      </w:ins>
+    </w:p>
+    <w:p>
+      <w:pPr>
+        <w:pStyle w:val="FirstParagraph"/>
+      </w:pPr>
+      <w:ins w:id="94" w:author="PR Preview" w:date="2026-01-01T00:00:00Z">
+        <w:r>
+          <w:t xml:space="preserve">In the ❌ version, the reader is told that the decomposition and the zero mean are conditions on the data.</w:t>
+        </w:r>
+      </w:ins>
+      <w:ins w:id="95" w:author="PR Preview" w:date="2026-01-01T00:00:00Z">
+        <w:r>
+          <w:t xml:space="preserve"> </w:t>
+        </w:r>
+      </w:ins>
+      <w:ins w:id="96" w:author="PR Preview" w:date="2026-01-01T00:00:00Z">
+        <w:r>
+          <w:t xml:space="preserve">They are not.</w:t>
+        </w:r>
+      </w:ins>
+      <w:ins w:id="97" w:author="PR Preview" w:date="2026-01-01T00:00:00Z">
+        <w:r>
+          <w:t xml:space="preserve"> </w:t>
+        </w:r>
+      </w:ins>
+      <w:ins w:id="98" w:author="PR Preview" w:date="2026-01-01T00:00:00Z">
+        <w:r>
+          <w:t xml:space="preserve">Defining</w:t>
+        </w:r>
+      </w:ins>
+      <w:ins w:id="99" w:author="PR Preview" w:date="2026-01-01T00:00:00Z">
+        <w:r>
+          <w:t xml:space="preserve"> </w:t>
+        </w:r>
+      </w:ins>
+      <w:ins w:id="100" w:author="PR Preview" w:date="2026-01-01T00:00:00Z">
+        <w:r>
+          <w:t xml:space="preserve">$\noise = \Outvar - \truemeanf{\predvar}$</w:t>
+        </w:r>
+      </w:ins>
+      <w:ins w:id="101" w:author="PR Preview" w:date="2026-01-01T00:00:00Z">
+        <w:r>
+          <w:t xml:space="preserve"> </w:t>
+        </w:r>
+      </w:ins>
+      <w:ins w:id="102" w:author="PR Preview" w:date="2026-01-01T00:00:00Z">
+        <w:r>
+          <w:t xml:space="preserve">makes both statements true</w:t>
+        </w:r>
+      </w:ins>
+      <w:ins w:id="103" w:author="PR Preview" w:date="2026-01-01T00:00:00Z">
+        <w:r>
+          <w:t xml:space="preserve"> </w:t>
+        </w:r>
+      </w:ins>
+      <w:ins w:id="104" w:author="PR Preview" w:date="2026-01-01T00:00:00Z">
+        <w:r>
+          <w:t xml:space="preserve">for every distribution of</w:t>
+        </w:r>
+      </w:ins>
+      <w:ins w:id="105" w:author="PR Preview" w:date="2026-01-01T00:00:00Z">
+        <w:r>
+          <w:t xml:space="preserve"> </w:t>
+        </w:r>
+      </w:ins>
+      <w:ins w:id="106" w:author="PR Preview" w:date="2026-01-01T00:00:00Z">
+        <w:r>
+          <w:t xml:space="preserve">$\Outvar$</w:t>
+        </w:r>
+      </w:ins>
+      <w:ins w:id="107" w:author="PR Preview" w:date="2026-01-01T00:00:00Z">
+        <w:r>
+          <w:t xml:space="preserve"> </w:t>
+        </w:r>
+      </w:ins>
+      <w:ins w:id="108" w:author="PR Preview" w:date="2026-01-01T00:00:00Z">
+        <w:r>
+          <w:t xml:space="preserve">that has a finite population mean.</w:t>
+        </w:r>
+      </w:ins>
+      <w:ins w:id="109" w:author="PR Preview" w:date="2026-01-01T00:00:00Z">
+        <w:r>
+          <w:t xml:space="preserve"> </w:t>
+        </w:r>
+      </w:ins>
+      <w:ins w:id="110" w:author="PR Preview" w:date="2026-01-01T00:00:00Z">
+        <w:r>
+          <w:t xml:space="preserve">The ✅ version puts the definitions under</w:t>
+        </w:r>
+      </w:ins>
+      <w:ins w:id="111" w:author="PR Preview" w:date="2026-01-01T00:00:00Z">
+        <w:r>
+          <w:t xml:space="preserve"> </w:t>
+        </w:r>
+      </w:ins>
+      <w:ins w:id="112" w:author="PR Preview" w:date="2026-01-01T00:00:00Z">
+        <w:r>
+          <w:t xml:space="preserve">“Let:”</w:t>
+        </w:r>
+      </w:ins>
+      <w:ins w:id="113" w:author="PR Preview" w:date="2026-01-01T00:00:00Z">
+        <w:r>
+          <w:t xml:space="preserve"> </w:t>
+        </w:r>
+      </w:ins>
+      <w:ins w:id="114" w:author="PR Preview" w:date="2026-01-01T00:00:00Z">
+        <w:r>
+          <w:t xml:space="preserve">and derives the zero mean.</w:t>
+        </w:r>
+      </w:ins>
+      <w:ins w:id="115" w:author="PR Preview" w:date="2026-01-01T00:00:00Z">
+        <w:r>
+          <w:t xml:space="preserve"> </w:t>
+        </w:r>
+      </w:ins>
+      <w:ins w:id="116" w:author="PR Preview" w:date="2026-01-01T00:00:00Z">
+        <w:r>
+          <w:t xml:space="preserve">A real assumption, such as the noise variable being independent of the input value,</w:t>
+        </w:r>
+      </w:ins>
+      <w:ins w:id="117" w:author="PR Preview" w:date="2026-01-01T00:00:00Z">
+        <w:r>
+          <w:t xml:space="preserve"> </w:t>
+        </w:r>
+      </w:ins>
+      <w:ins w:id="118" w:author="PR Preview" w:date="2026-01-01T00:00:00Z">
+        <w:r>
+          <w:t xml:space="preserve">can fail, so it belongs under</w:t>
+        </w:r>
+      </w:ins>
+      <w:ins w:id="119" w:author="PR Preview" w:date="2026-01-01T00:00:00Z">
+        <w:r>
+          <w:t xml:space="preserve"> </w:t>
+        </w:r>
+      </w:ins>
+      <w:ins w:id="120" w:author="PR Preview" w:date="2026-01-01T00:00:00Z">
+        <w:r>
           <w:t xml:space="preserve">“Assume:”</w:t>
         </w:r>
       </w:ins>
-      <w:ins w:id="89" w:author="PR Preview" w:date="2026-01-01T00:00:00Z">
+      <w:ins w:id="121" w:author="PR Preview" w:date="2026-01-01T00:00:00Z">
         <w:r>
           <w:t xml:space="preserve">.</w:t>
         </w:r>
